--- a/Engineering-Mathematics/Modul-Word/Modul-5-Persamaan-Diferensial-Linier-Orde-N.docx
+++ b/Engineering-Mathematics/Modul-Word/Modul-5-Persamaan-Diferensial-Linier-Orde-N.docx
@@ -9867,9 +9867,11 @@
     <w:sectPr>
       <w:headerReference w:type="default" r:id="rId15"/>
       <w:footerReference w:type="default" r:id="rId16"/>
+      <w:footerReference w:type="first" r:id="rId29"/>
       <w:pgSz w:w="11906" w:h="16838" w:code="9"/>
       <w:pgMar w:top="1701" w:right="1418" w:bottom="1418" w:left="1701" w:header="709" w:footer="709" w:gutter="0"/>
       <w:cols w:space="708"/>
+      <w:titlePg/>
       <w:docGrid w:linePitch="360"/>
     </w:sectPr>
   </w:body>
@@ -10424,6 +10426,16 @@
         </mc:Fallback>
       </mc:AlternateContent>
     </w:r>
+  </w:p>
+</w:ftr>
+</file>
+
+<file path=word/footer2.xml><?xml version="1.0" encoding="utf-8"?>
+<w:ftr xmlns:m="http://schemas.openxmlformats.org/officeDocument/2006/math" xmlns:mc="http://schemas.openxmlformats.org/markup-compatibility/2006" xmlns:mo="http://schemas.microsoft.com/office/mac/office/2008/main" xmlns:mv="urn:schemas-microsoft-com:mac:vml" xmlns:o="urn:schemas-microsoft-com:office:office" xmlns:r="http://schemas.openxmlformats.org/officeDocument/2006/relationships" xmlns:v="urn:schemas-microsoft-com:vml" xmlns:w10="urn:schemas-microsoft-com:office:word" xmlns:w14="http://schemas.microsoft.com/office/word/2010/wordml" xmlns:w="http://schemas.openxmlformats.org/wordprocessingml/2006/main" xmlns:wne="http://schemas.microsoft.com/office/word/2006/wordml" xmlns:wp14="http://schemas.microsoft.com/office/word/2010/wordprocessingDrawing" xmlns:wp="http://schemas.openxmlformats.org/drawingml/2006/wordprocessingDrawing" xmlns:wpc="http://schemas.microsoft.com/office/word/2010/wordprocessingCanvas" xmlns:wpg="http://schemas.microsoft.com/office/word/2010/wordprocessingGroup" xmlns:wpi="http://schemas.microsoft.com/office/word/2010/wordprocessingInk" xmlns:wps="http://schemas.microsoft.com/office/word/2010/wordprocessingShape" mc:Ignorable="w14 wp14">
+  <w:p>
+    <w:pPr>
+      <w:pStyle w:val="Footer"/>
+    </w:pPr>
   </w:p>
 </w:ftr>
 </file>

--- a/Engineering-Mathematics/Modul-Word/Modul-5-Persamaan-Diferensial-Linier-Orde-N.docx
+++ b/Engineering-Mathematics/Modul-Word/Modul-5-Persamaan-Diferensial-Linier-Orde-N.docx
@@ -6612,7 +6612,7 @@
           <w:i w:val="0"/>
           <w:sz w:val="22"/>
         </w:rPr>
-        <w:t>Empat cell berikut menerapkan konsep pertemuan ini memakai SymPy untuk solusi simbolik dan SciPy untuk solusi numerik. Lingkungan: conda env matematika4 dengan paket sympy, numpy, scipy, matplotlib terpasang; notebook pd_orde2_homogen.ipynb. Gambar 8 menunjukkan cuplikan Cell 2 yang mensimulasikan tiga kasus redaman sistem pegas-massa dengan scipy.integrate.solve_ivp.</w:t>
+        <w:t xml:space="preserve">Empat cell berikut menerapkan konsep pertemuan ini memakai SymPy untuk solusi simbolik dan SciPy untuk solusi numerik. Lingkungan: conda env matematika4 dengan paket sympy, numpy, scipy, matplotlib terpasang; notebook pd_orde2_homogen.ipynb. Gambar 8 menunjukkan potongan Cell 2 yang mensimulasikan tiga kasus redaman sistem pegas-massa dengan scipy.integrate.solve_ivp.</w:t>
       </w:r>
     </w:p>
     <w:p>
@@ -6693,7 +6693,7 @@
           <w:color w:val="444444"/>
           <w:sz w:val="20"/>
         </w:rPr>
-        <w:t>Gambar 8. Cuplikan Cell 2: solusi numerik tiga kasus redaman m·x"+c·x'+k·x=0 dengan scipy.integrate.solve_ivp, direduksi menjadi sistem orde satu [x, v].</w:t>
+        <w:t xml:space="preserve">Gambar 8. Potongan Cell 2: solusi numerik tiga kasus redaman m·x"+c·x'+k·x=0 dengan scipy.integrate.solve_ivp, direduksi menjadi sistem orde satu [x, v].</w:t>
       </w:r>
     </w:p>
     <w:p>
@@ -6849,7 +6849,7 @@
           <w:i w:val="0"/>
           <w:sz w:val="22"/>
         </w:rPr>
-        <w:t>Cell 1 mereproduksi Contoh Penuntun Kasus 1 menggunakan sp.dsolve dengan argumen ics untuk memasukkan syarat awal langsung, hasilnya harus setara (mungkin tersusun ulang secara aljabar oleh SymPy) dengan solusi manual y=3e^(2x)−2e^(3x). Cell 2 (dicuplik pada Gambar 8) mereproduksi pola Gambar 2 secara numerik: reduksi orde adalah langkah wajib sebelum solve_ivp dapat dipanggil, karena solver SciPy hanya menerima sistem PD orde satu, bukan PD orde dua secara langsung. Cell 3 menegaskan bahwa numpy.roots bekerja identik dengan rumus kuadrat manual, namun jauh lebih cepat dan tidak rawan salah hitung untuk koefisien yang rumit; hasil numpy.roots untuk Contoh 2.5 harus memberi λ=3±2i, cocok dengan hasil manual. Cell 4 menggabungkan solusi analitik dengan algoritma numerik sederhana (bisection), pola kerja yang akan sering dipakai pada Bagian C Tugas Pertemuan 5 untuk soal yang tidak memiliki bentuk tertutup sederhana.</w:t>
+        <w:t xml:space="preserve">Cell 1 mereproduksi Contoh Penuntun Kasus 1 menggunakan sp.dsolve dengan argumen ics untuk memasukkan syarat awal langsung, hasilnya harus setara (mungkin tersusun ulang secara aljabar oleh SymPy) dengan solusi manual y=3e^(2x)−2e^(3x). Cell 2 (di-sampling pada Gambar 8) mereproduksi pola Gambar 2 secara numerik: reduksi orde adalah langkah wajib sebelum solve_ivp dapat dipanggil, karena solver SciPy hanya menerima sistem PD orde satu, bukan PD orde dua secara langsung. Cell 3 menegaskan bahwa numpy.roots bekerja identik dengan rumus kuadrat manual, namun jauh lebih cepat dan tidak rawan salah hitung untuk koefisien yang rumit; hasil numpy.roots untuk Contoh 2.5 harus memberi λ=3±2i, cocok dengan hasil manual. Cell 4 menggabungkan solusi analitik dengan algoritma numerik sederhana (bisection), pola kerja yang akan sering dipakai pada Bagian C Tugas Pertemuan 5 untuk soal yang tidak memiliki bentuk tertutup sederhana.</w:t>
       </w:r>
     </w:p>
     <w:p>

--- a/Engineering-Mathematics/Modul-Word/Modul-5-Persamaan-Diferensial-Linier-Orde-N.docx
+++ b/Engineering-Mathematics/Modul-Word/Modul-5-Persamaan-Diferensial-Linier-Orde-N.docx
@@ -15603,7 +15603,7 @@
           <w:i w:val="0"/>
           <w:sz w:val="22"/>
         </w:rPr>
-        <w:t xml:space="preserve">implementasikan pencarian t·dengan metode bisection (tanpa scipy.optimize) untuk Studi Kasus Konfig B: cari waktu saat |y(t)| pertama kali turun di bawah 1% dari simpangan awal (0,0005 m), menggunakan solusi analitik y(t)=(0,05+0,125t)e</w:t>
+        <w:t xml:space="preserve">implementasikan pencarian t* dengan metode bisection (tanpa scipy.optimize) untuk Studi Kasus Konfig B: cari waktu saat |y(t)| pertama kali turun di bawah 1% dari simpangan awal (0,0005 m), menggunakan solusi analitik y(t)=(0,05+0,125t)e</w:t>
       </w:r>
       <w:r>
         <w:rPr>

--- a/Engineering-Mathematics/Modul-Word/Modul-5-Persamaan-Diferensial-Linier-Orde-N.docx
+++ b/Engineering-Mathematics/Modul-Word/Modul-5-Persamaan-Diferensial-Linier-Orde-N.docx
@@ -3079,8 +3079,11 @@
     </w:p>
     <w:p>
       <w:pPr>
+        <w:tabs>
+          <w:tab w:val="center" w:pos="4393"/>
+          <w:tab w:val="right" w:pos="8787"/>
+        </w:tabs>
         <w:spacing w:before="40" w:after="120"/>
-        <w:jc w:val="center"/>
       </w:pPr>
       <w:r>
         <w:rPr>
@@ -3090,7 +3093,7 @@
           <w:color w:val="305496"/>
           <w:sz w:val="22"/>
         </w:rPr>
-        <w:t>a·y" + b·y' + c·y = 0,   dengan a, b, c ∈ ℝ dan a ≠ 0</w:t>
+        <w:tab/>
       </w:r>
       <w:r>
         <w:rPr>
@@ -3100,7 +3103,18 @@
           <w:color w:val="305496"/>
           <w:sz w:val="22"/>
         </w:rPr>
-        <w:t xml:space="preserve">   (1)</w:t>
+        <w:t>a·y" + b·y' + c·y = 0,   dengan a, b, c ∈ ℝ dan a ≠ 0</w:t>
+      </w:r>
+      <w:r>
+        <w:rPr>
+          <w:rFonts w:ascii="Arial" w:hAnsi="Arial" w:cs="Arial"/>
+          <w:b/>
+          <w:i/>
+          <w:color w:val="305496"/>
+          <w:sz w:val="22"/>
+        </w:rPr>
+        <w:tab/>
+        <w:t xml:space="preserve">(1)</w:t>
       </w:r>
     </w:p>
     <w:p>
@@ -3450,8 +3464,11 @@
     </w:p>
     <w:p>
       <w:pPr>
+        <w:tabs>
+          <w:tab w:val="center" w:pos="4393"/>
+          <w:tab w:val="right" w:pos="8787"/>
+        </w:tabs>
         <w:spacing w:before="40" w:after="120"/>
-        <w:jc w:val="center"/>
       </w:pPr>
       <w:r>
         <w:rPr>
@@ -3461,7 +3478,7 @@
           <w:color w:val="305496"/>
           <w:sz w:val="22"/>
         </w:rPr>
-        <w:t xml:space="preserve">a·r</w:t>
+        <w:tab/>
       </w:r>
       <w:r>
         <w:rPr>
@@ -3470,9 +3487,8 @@
           <w:i/>
           <w:color w:val="305496"/>
           <w:sz w:val="22"/>
-          <w:vertAlign w:val="superscript"/>
-        </w:rPr>
-        <w:t xml:space="preserve">2</w:t>
+        </w:rPr>
+        <w:t xml:space="preserve">a·r</w:t>
       </w:r>
       <w:r>
         <w:rPr>
@@ -3481,8 +3497,9 @@
           <w:i/>
           <w:color w:val="305496"/>
           <w:sz w:val="22"/>
-        </w:rPr>
-        <w:t xml:space="preserve"> + b·r + c = 0</w:t>
+          <w:vertAlign w:val="superscript"/>
+        </w:rPr>
+        <w:t xml:space="preserve">2</w:t>
       </w:r>
       <w:r>
         <w:rPr>
@@ -3492,7 +3509,18 @@
           <w:color w:val="305496"/>
           <w:sz w:val="22"/>
         </w:rPr>
-        <w:t xml:space="preserve">   (2)</w:t>
+        <w:t xml:space="preserve"> + b·r + c = 0</w:t>
+      </w:r>
+      <w:r>
+        <w:rPr>
+          <w:rFonts w:ascii="Arial" w:hAnsi="Arial" w:cs="Arial"/>
+          <w:b/>
+          <w:i/>
+          <w:color w:val="305496"/>
+          <w:sz w:val="22"/>
+        </w:rPr>
+        <w:tab/>
+        <w:t xml:space="preserve">(2)</w:t>
       </w:r>
     </w:p>
     <w:p>
@@ -3649,8 +3677,11 @@
     </w:p>
     <w:p>
       <w:pPr>
+        <w:tabs>
+          <w:tab w:val="center" w:pos="4393"/>
+          <w:tab w:val="right" w:pos="8787"/>
+        </w:tabs>
         <w:spacing w:before="40" w:after="120"/>
-        <w:jc w:val="center"/>
       </w:pPr>
       <w:r>
         <w:rPr>
@@ -3660,7 +3691,7 @@
           <w:color w:val="305496"/>
           <w:sz w:val="22"/>
         </w:rPr>
-        <w:t xml:space="preserve">r = (−b ± √D) / (2a),   dengan D = b</w:t>
+        <w:tab/>
       </w:r>
       <w:r>
         <w:rPr>
@@ -3669,9 +3700,8 @@
           <w:i/>
           <w:color w:val="305496"/>
           <w:sz w:val="22"/>
-          <w:vertAlign w:val="superscript"/>
-        </w:rPr>
-        <w:t xml:space="preserve">2</w:t>
+        </w:rPr>
+        <w:t xml:space="preserve">r = (−b ± √D) / (2a),   dengan D = b</w:t>
       </w:r>
       <w:r>
         <w:rPr>
@@ -3680,8 +3710,9 @@
           <w:i/>
           <w:color w:val="305496"/>
           <w:sz w:val="22"/>
-        </w:rPr>
-        <w:t xml:space="preserve"> − 4ac</w:t>
+          <w:vertAlign w:val="superscript"/>
+        </w:rPr>
+        <w:t xml:space="preserve">2</w:t>
       </w:r>
       <w:r>
         <w:rPr>
@@ -3691,7 +3722,18 @@
           <w:color w:val="305496"/>
           <w:sz w:val="22"/>
         </w:rPr>
-        <w:t xml:space="preserve">   (3)</w:t>
+        <w:t xml:space="preserve"> − 4ac</w:t>
+      </w:r>
+      <w:r>
+        <w:rPr>
+          <w:rFonts w:ascii="Arial" w:hAnsi="Arial" w:cs="Arial"/>
+          <w:b/>
+          <w:i/>
+          <w:color w:val="305496"/>
+          <w:sz w:val="22"/>
+        </w:rPr>
+        <w:tab/>
+        <w:t xml:space="preserve">(3)</w:t>
       </w:r>
     </w:p>
     <w:p>
@@ -5139,8 +5181,11 @@
     </w:p>
     <w:p>
       <w:pPr>
+        <w:tabs>
+          <w:tab w:val="center" w:pos="4393"/>
+          <w:tab w:val="right" w:pos="8787"/>
+        </w:tabs>
         <w:spacing w:before="40" w:after="120"/>
-        <w:jc w:val="center"/>
       </w:pPr>
       <w:r>
         <w:rPr>
@@ -5150,7 +5195,7 @@
           <w:color w:val="305496"/>
           <w:sz w:val="22"/>
         </w:rPr>
-        <w:t xml:space="preserve">y(x) = </w:t>
+        <w:tab/>
       </w:r>
       <w:r>
         <w:rPr>
@@ -5160,7 +5205,7 @@
           <w:color w:val="305496"/>
           <w:sz w:val="22"/>
         </w:rPr>
-        <w:t xml:space="preserve">C</w:t>
+        <w:t xml:space="preserve">y(x) = </w:t>
       </w:r>
       <w:r>
         <w:rPr>
@@ -5169,9 +5214,8 @@
           <w:i/>
           <w:color w:val="305496"/>
           <w:sz w:val="22"/>
-          <w:vertAlign w:val="subscript"/>
-        </w:rPr>
-        <w:t xml:space="preserve">1</w:t>
+        </w:rPr>
+        <w:t xml:space="preserve">C</w:t>
       </w:r>
       <w:r>
         <w:rPr>
@@ -5180,8 +5224,9 @@
           <w:i/>
           <w:color w:val="305496"/>
           <w:sz w:val="22"/>
-        </w:rPr>
-        <w:t xml:space="preserve">·e</w:t>
+          <w:vertAlign w:val="subscript"/>
+        </w:rPr>
+        <w:t xml:space="preserve">1</w:t>
       </w:r>
       <w:r>
         <w:rPr>
@@ -5190,9 +5235,8 @@
           <w:i/>
           <w:color w:val="305496"/>
           <w:sz w:val="22"/>
-          <w:vertAlign w:val="superscript"/>
-        </w:rPr>
-        <w:t xml:space="preserve">r1x</w:t>
+        </w:rPr>
+        <w:t xml:space="preserve">·e</w:t>
       </w:r>
       <w:r>
         <w:rPr>
@@ -5201,8 +5245,9 @@
           <w:i/>
           <w:color w:val="305496"/>
           <w:sz w:val="22"/>
-        </w:rPr>
-        <w:t xml:space="preserve"> + </w:t>
+          <w:vertAlign w:val="superscript"/>
+        </w:rPr>
+        <w:t xml:space="preserve">r1x</w:t>
       </w:r>
       <w:r>
         <w:rPr>
@@ -5212,7 +5257,7 @@
           <w:color w:val="305496"/>
           <w:sz w:val="22"/>
         </w:rPr>
-        <w:t xml:space="preserve">C</w:t>
+        <w:t xml:space="preserve"> + </w:t>
       </w:r>
       <w:r>
         <w:rPr>
@@ -5221,9 +5266,8 @@
           <w:i/>
           <w:color w:val="305496"/>
           <w:sz w:val="22"/>
-          <w:vertAlign w:val="subscript"/>
-        </w:rPr>
-        <w:t xml:space="preserve">2</w:t>
+        </w:rPr>
+        <w:t xml:space="preserve">C</w:t>
       </w:r>
       <w:r>
         <w:rPr>
@@ -5232,8 +5276,9 @@
           <w:i/>
           <w:color w:val="305496"/>
           <w:sz w:val="22"/>
-        </w:rPr>
-        <w:t xml:space="preserve">·e</w:t>
+          <w:vertAlign w:val="subscript"/>
+        </w:rPr>
+        <w:t xml:space="preserve">2</w:t>
       </w:r>
       <w:r>
         <w:rPr>
@@ -5242,9 +5287,8 @@
           <w:i/>
           <w:color w:val="305496"/>
           <w:sz w:val="22"/>
-          <w:vertAlign w:val="superscript"/>
-        </w:rPr>
-        <w:t xml:space="preserve">r2x</w:t>
+        </w:rPr>
+        <w:t xml:space="preserve">·e</w:t>
       </w:r>
       <w:r>
         <w:rPr>
@@ -5253,8 +5297,20 @@
           <w:i/>
           <w:color w:val="305496"/>
           <w:sz w:val="22"/>
-        </w:rPr>
-        <w:t xml:space="preserve">   (4)</w:t>
+          <w:vertAlign w:val="superscript"/>
+        </w:rPr>
+        <w:t xml:space="preserve">r2x</w:t>
+      </w:r>
+      <w:r>
+        <w:rPr>
+          <w:rFonts w:ascii="Arial" w:hAnsi="Arial" w:cs="Arial"/>
+          <w:b/>
+          <w:i/>
+          <w:color w:val="305496"/>
+          <w:sz w:val="22"/>
+        </w:rPr>
+        <w:tab/>
+        <w:t xml:space="preserve">(4)</w:t>
       </w:r>
     </w:p>
     <w:p>
@@ -5767,8 +5823,11 @@
     </w:p>
     <w:p>
       <w:pPr>
+        <w:tabs>
+          <w:tab w:val="center" w:pos="4393"/>
+          <w:tab w:val="right" w:pos="8787"/>
+        </w:tabs>
         <w:spacing w:before="40" w:after="120"/>
-        <w:jc w:val="center"/>
       </w:pPr>
       <w:r>
         <w:rPr>
@@ -5778,7 +5837,7 @@
           <w:color w:val="305496"/>
           <w:sz w:val="22"/>
         </w:rPr>
-        <w:t xml:space="preserve">✓ Solusi Khusus:   y(x) = 3·e</w:t>
+        <w:tab/>
       </w:r>
       <w:r>
         <w:rPr>
@@ -5787,9 +5846,8 @@
           <w:i/>
           <w:color w:val="305496"/>
           <w:sz w:val="22"/>
-          <w:vertAlign w:val="superscript"/>
-        </w:rPr>
-        <w:t xml:space="preserve">2x</w:t>
+        </w:rPr>
+        <w:t xml:space="preserve">✓ Solusi Khusus:   y(x) = 3·e</w:t>
       </w:r>
       <w:r>
         <w:rPr>
@@ -5798,8 +5856,9 @@
           <w:i/>
           <w:color w:val="305496"/>
           <w:sz w:val="22"/>
-        </w:rPr>
-        <w:t xml:space="preserve"> − 2·e</w:t>
+          <w:vertAlign w:val="superscript"/>
+        </w:rPr>
+        <w:t xml:space="preserve">2x</w:t>
       </w:r>
       <w:r>
         <w:rPr>
@@ -5808,9 +5867,8 @@
           <w:i/>
           <w:color w:val="305496"/>
           <w:sz w:val="22"/>
-          <w:vertAlign w:val="superscript"/>
-        </w:rPr>
-        <w:t xml:space="preserve">3x</w:t>
+        </w:rPr>
+        <w:t xml:space="preserve"> − 2·e</w:t>
       </w:r>
       <w:r>
         <w:rPr>
@@ -5819,8 +5877,20 @@
           <w:i/>
           <w:color w:val="305496"/>
           <w:sz w:val="22"/>
-        </w:rPr>
-        <w:t xml:space="preserve">   (5)</w:t>
+          <w:vertAlign w:val="superscript"/>
+        </w:rPr>
+        <w:t xml:space="preserve">3x</w:t>
+      </w:r>
+      <w:r>
+        <w:rPr>
+          <w:rFonts w:ascii="Arial" w:hAnsi="Arial" w:cs="Arial"/>
+          <w:b/>
+          <w:i/>
+          <w:color w:val="305496"/>
+          <w:sz w:val="22"/>
+        </w:rPr>
+        <w:tab/>
+        <w:t xml:space="preserve">(5)</w:t>
       </w:r>
     </w:p>
     <w:p>
@@ -5972,8 +6042,11 @@
     </w:p>
     <w:p>
       <w:pPr>
+        <w:tabs>
+          <w:tab w:val="center" w:pos="4393"/>
+          <w:tab w:val="right" w:pos="8787"/>
+        </w:tabs>
         <w:spacing w:before="40" w:after="120"/>
-        <w:jc w:val="center"/>
       </w:pPr>
       <w:r>
         <w:rPr>
@@ -5983,7 +6056,7 @@
           <w:color w:val="305496"/>
           <w:sz w:val="22"/>
         </w:rPr>
-        <w:t xml:space="preserve">✓ Solusi Umum:   y(x) = </w:t>
+        <w:tab/>
       </w:r>
       <w:r>
         <w:rPr>
@@ -5993,7 +6066,7 @@
           <w:color w:val="305496"/>
           <w:sz w:val="22"/>
         </w:rPr>
-        <w:t xml:space="preserve">c</w:t>
+        <w:t xml:space="preserve">✓ Solusi Umum:   y(x) = </w:t>
       </w:r>
       <w:r>
         <w:rPr>
@@ -6002,9 +6075,8 @@
           <w:i/>
           <w:color w:val="305496"/>
           <w:sz w:val="22"/>
-          <w:vertAlign w:val="subscript"/>
-        </w:rPr>
-        <w:t xml:space="preserve">1</w:t>
+        </w:rPr>
+        <w:t xml:space="preserve">c</w:t>
       </w:r>
       <w:r>
         <w:rPr>
@@ -6013,8 +6085,9 @@
           <w:i/>
           <w:color w:val="305496"/>
           <w:sz w:val="22"/>
-        </w:rPr>
-        <w:t xml:space="preserve">·e</w:t>
+          <w:vertAlign w:val="subscript"/>
+        </w:rPr>
+        <w:t xml:space="preserve">1</w:t>
       </w:r>
       <w:r>
         <w:rPr>
@@ -6023,9 +6096,8 @@
           <w:i/>
           <w:color w:val="305496"/>
           <w:sz w:val="22"/>
-          <w:vertAlign w:val="superscript"/>
-        </w:rPr>
-        <w:t xml:space="preserve">2x</w:t>
+        </w:rPr>
+        <w:t xml:space="preserve">·e</w:t>
       </w:r>
       <w:r>
         <w:rPr>
@@ -6034,8 +6106,9 @@
           <w:i/>
           <w:color w:val="305496"/>
           <w:sz w:val="22"/>
-        </w:rPr>
-        <w:t xml:space="preserve"> + </w:t>
+          <w:vertAlign w:val="superscript"/>
+        </w:rPr>
+        <w:t xml:space="preserve">2x</w:t>
       </w:r>
       <w:r>
         <w:rPr>
@@ -6045,7 +6118,7 @@
           <w:color w:val="305496"/>
           <w:sz w:val="22"/>
         </w:rPr>
-        <w:t xml:space="preserve">c</w:t>
+        <w:t xml:space="preserve"> + </w:t>
       </w:r>
       <w:r>
         <w:rPr>
@@ -6054,9 +6127,8 @@
           <w:i/>
           <w:color w:val="305496"/>
           <w:sz w:val="22"/>
-          <w:vertAlign w:val="subscript"/>
-        </w:rPr>
-        <w:t xml:space="preserve">2</w:t>
+        </w:rPr>
+        <w:t xml:space="preserve">c</w:t>
       </w:r>
       <w:r>
         <w:rPr>
@@ -6065,8 +6137,9 @@
           <w:i/>
           <w:color w:val="305496"/>
           <w:sz w:val="22"/>
-        </w:rPr>
-        <w:t xml:space="preserve">·e</w:t>
+          <w:vertAlign w:val="subscript"/>
+        </w:rPr>
+        <w:t xml:space="preserve">2</w:t>
       </w:r>
       <w:r>
         <w:rPr>
@@ -6075,9 +6148,8 @@
           <w:i/>
           <w:color w:val="305496"/>
           <w:sz w:val="22"/>
-          <w:vertAlign w:val="superscript"/>
-        </w:rPr>
-        <w:t xml:space="preserve">−6x</w:t>
+        </w:rPr>
+        <w:t xml:space="preserve">·e</w:t>
       </w:r>
       <w:r>
         <w:rPr>
@@ -6086,8 +6158,20 @@
           <w:i/>
           <w:color w:val="305496"/>
           <w:sz w:val="22"/>
-        </w:rPr>
-        <w:t xml:space="preserve">   (6)</w:t>
+          <w:vertAlign w:val="superscript"/>
+        </w:rPr>
+        <w:t xml:space="preserve">−6x</w:t>
+      </w:r>
+      <w:r>
+        <w:rPr>
+          <w:rFonts w:ascii="Arial" w:hAnsi="Arial" w:cs="Arial"/>
+          <w:b/>
+          <w:i/>
+          <w:color w:val="305496"/>
+          <w:sz w:val="22"/>
+        </w:rPr>
+        <w:tab/>
+        <w:t xml:space="preserve">(6)</w:t>
       </w:r>
     </w:p>
     <w:p>
@@ -6641,8 +6725,11 @@
     </w:p>
     <w:p>
       <w:pPr>
+        <w:tabs>
+          <w:tab w:val="center" w:pos="4393"/>
+          <w:tab w:val="right" w:pos="8787"/>
+        </w:tabs>
         <w:spacing w:before="40" w:after="120"/>
-        <w:jc w:val="center"/>
       </w:pPr>
       <w:r>
         <w:rPr>
@@ -6652,7 +6739,7 @@
           <w:color w:val="305496"/>
           <w:sz w:val="22"/>
         </w:rPr>
-        <w:t xml:space="preserve">✓ Solusi Khusus:   y(x) = 14·e</w:t>
+        <w:tab/>
       </w:r>
       <w:r>
         <w:rPr>
@@ -6661,9 +6748,8 @@
           <w:i/>
           <w:color w:val="305496"/>
           <w:sz w:val="22"/>
-          <w:vertAlign w:val="superscript"/>
-        </w:rPr>
-        <w:t xml:space="preserve">(3/2)x</w:t>
+        </w:rPr>
+        <w:t xml:space="preserve">✓ Solusi Khusus:   y(x) = 14·e</w:t>
       </w:r>
       <w:r>
         <w:rPr>
@@ -6672,8 +6758,9 @@
           <w:i/>
           <w:color w:val="305496"/>
           <w:sz w:val="22"/>
-        </w:rPr>
-        <w:t xml:space="preserve"> − 8·e</w:t>
+          <w:vertAlign w:val="superscript"/>
+        </w:rPr>
+        <w:t xml:space="preserve">(3/2)x</w:t>
       </w:r>
       <w:r>
         <w:rPr>
@@ -6682,9 +6769,8 @@
           <w:i/>
           <w:color w:val="305496"/>
           <w:sz w:val="22"/>
-          <w:vertAlign w:val="superscript"/>
-        </w:rPr>
-        <w:t xml:space="preserve">x</w:t>
+        </w:rPr>
+        <w:t xml:space="preserve"> − 8·e</w:t>
       </w:r>
       <w:r>
         <w:rPr>
@@ -6693,8 +6779,20 @@
           <w:i/>
           <w:color w:val="305496"/>
           <w:sz w:val="22"/>
-        </w:rPr>
-        <w:t xml:space="preserve">   (7)</w:t>
+          <w:vertAlign w:val="superscript"/>
+        </w:rPr>
+        <w:t xml:space="preserve">x</w:t>
+      </w:r>
+      <w:r>
+        <w:rPr>
+          <w:rFonts w:ascii="Arial" w:hAnsi="Arial" w:cs="Arial"/>
+          <w:b/>
+          <w:i/>
+          <w:color w:val="305496"/>
+          <w:sz w:val="22"/>
+        </w:rPr>
+        <w:tab/>
+        <w:t xml:space="preserve">(7)</w:t>
       </w:r>
     </w:p>
     <w:p>
@@ -6763,8 +6861,11 @@
     </w:p>
     <w:p>
       <w:pPr>
+        <w:tabs>
+          <w:tab w:val="center" w:pos="4393"/>
+          <w:tab w:val="right" w:pos="8787"/>
+        </w:tabs>
         <w:spacing w:before="40" w:after="120"/>
-        <w:jc w:val="center"/>
       </w:pPr>
       <w:r>
         <w:rPr>
@@ -6774,7 +6875,7 @@
           <w:color w:val="305496"/>
           <w:sz w:val="22"/>
         </w:rPr>
-        <w:t xml:space="preserve">y(x) = (</w:t>
+        <w:tab/>
       </w:r>
       <w:r>
         <w:rPr>
@@ -6784,7 +6885,7 @@
           <w:color w:val="305496"/>
           <w:sz w:val="22"/>
         </w:rPr>
-        <w:t xml:space="preserve">C</w:t>
+        <w:t xml:space="preserve">y(x) = (</w:t>
       </w:r>
       <w:r>
         <w:rPr>
@@ -6793,9 +6894,8 @@
           <w:i/>
           <w:color w:val="305496"/>
           <w:sz w:val="22"/>
-          <w:vertAlign w:val="subscript"/>
-        </w:rPr>
-        <w:t xml:space="preserve">1</w:t>
+        </w:rPr>
+        <w:t xml:space="preserve">C</w:t>
       </w:r>
       <w:r>
         <w:rPr>
@@ -6804,8 +6904,9 @@
           <w:i/>
           <w:color w:val="305496"/>
           <w:sz w:val="22"/>
-        </w:rPr>
-        <w:t xml:space="preserve"> + </w:t>
+          <w:vertAlign w:val="subscript"/>
+        </w:rPr>
+        <w:t xml:space="preserve">1</w:t>
       </w:r>
       <w:r>
         <w:rPr>
@@ -6815,7 +6916,7 @@
           <w:color w:val="305496"/>
           <w:sz w:val="22"/>
         </w:rPr>
-        <w:t xml:space="preserve">C</w:t>
+        <w:t xml:space="preserve"> + </w:t>
       </w:r>
       <w:r>
         <w:rPr>
@@ -6824,9 +6925,8 @@
           <w:i/>
           <w:color w:val="305496"/>
           <w:sz w:val="22"/>
-          <w:vertAlign w:val="subscript"/>
-        </w:rPr>
-        <w:t xml:space="preserve">2</w:t>
+        </w:rPr>
+        <w:t xml:space="preserve">C</w:t>
       </w:r>
       <w:r>
         <w:rPr>
@@ -6835,8 +6935,9 @@
           <w:i/>
           <w:color w:val="305496"/>
           <w:sz w:val="22"/>
-        </w:rPr>
-        <w:t xml:space="preserve">·x)·e</w:t>
+          <w:vertAlign w:val="subscript"/>
+        </w:rPr>
+        <w:t xml:space="preserve">2</w:t>
       </w:r>
       <w:r>
         <w:rPr>
@@ -6845,9 +6946,8 @@
           <w:i/>
           <w:color w:val="305496"/>
           <w:sz w:val="22"/>
-          <w:vertAlign w:val="superscript"/>
-        </w:rPr>
-        <w:t xml:space="preserve">rx</w:t>
+        </w:rPr>
+        <w:t xml:space="preserve">·x)·e</w:t>
       </w:r>
       <w:r>
         <w:rPr>
@@ -6856,8 +6956,9 @@
           <w:i/>
           <w:color w:val="305496"/>
           <w:sz w:val="22"/>
-        </w:rPr>
-        <w:t xml:space="preserve">,   dengan r = −b/(2a)</w:t>
+          <w:vertAlign w:val="superscript"/>
+        </w:rPr>
+        <w:t xml:space="preserve">rx</w:t>
       </w:r>
       <w:r>
         <w:rPr>
@@ -6867,7 +6968,18 @@
           <w:color w:val="305496"/>
           <w:sz w:val="22"/>
         </w:rPr>
-        <w:t xml:space="preserve">   (8)</w:t>
+        <w:t xml:space="preserve">,   dengan r = −b/(2a)</w:t>
+      </w:r>
+      <w:r>
+        <w:rPr>
+          <w:rFonts w:ascii="Arial" w:hAnsi="Arial" w:cs="Arial"/>
+          <w:b/>
+          <w:i/>
+          <w:color w:val="305496"/>
+          <w:sz w:val="22"/>
+        </w:rPr>
+        <w:tab/>
+        <w:t xml:space="preserve">(8)</w:t>
       </w:r>
     </w:p>
     <w:p>
@@ -8377,8 +8489,11 @@
     </w:p>
     <w:p>
       <w:pPr>
+        <w:tabs>
+          <w:tab w:val="center" w:pos="4393"/>
+          <w:tab w:val="right" w:pos="8787"/>
+        </w:tabs>
         <w:spacing w:before="40" w:after="120"/>
-        <w:jc w:val="center"/>
       </w:pPr>
       <w:r>
         <w:rPr>
@@ -8388,7 +8503,7 @@
           <w:color w:val="305496"/>
           <w:sz w:val="22"/>
         </w:rPr>
-        <w:t xml:space="preserve">✓ Solusi Khusus:   y(x) = (2 + 5x)·e</w:t>
+        <w:tab/>
       </w:r>
       <w:r>
         <w:rPr>
@@ -8397,9 +8512,8 @@
           <w:i/>
           <w:color w:val="305496"/>
           <w:sz w:val="22"/>
-          <w:vertAlign w:val="superscript"/>
-        </w:rPr>
-        <w:t xml:space="preserve">−3x</w:t>
+        </w:rPr>
+        <w:t xml:space="preserve">✓ Solusi Khusus:   y(x) = (2 + 5x)·e</w:t>
       </w:r>
       <w:r>
         <w:rPr>
@@ -8408,8 +8522,20 @@
           <w:i/>
           <w:color w:val="305496"/>
           <w:sz w:val="22"/>
-        </w:rPr>
-        <w:t xml:space="preserve">   (9)</w:t>
+          <w:vertAlign w:val="superscript"/>
+        </w:rPr>
+        <w:t xml:space="preserve">−3x</w:t>
+      </w:r>
+      <w:r>
+        <w:rPr>
+          <w:rFonts w:ascii="Arial" w:hAnsi="Arial" w:cs="Arial"/>
+          <w:b/>
+          <w:i/>
+          <w:color w:val="305496"/>
+          <w:sz w:val="22"/>
+        </w:rPr>
+        <w:tab/>
+        <w:t xml:space="preserve">(9)</w:t>
       </w:r>
     </w:p>
     <w:p>
@@ -8754,8 +8880,11 @@
     </w:p>
     <w:p>
       <w:pPr>
+        <w:tabs>
+          <w:tab w:val="center" w:pos="4393"/>
+          <w:tab w:val="right" w:pos="8787"/>
+        </w:tabs>
         <w:spacing w:before="40" w:after="120"/>
-        <w:jc w:val="center"/>
       </w:pPr>
       <w:r>
         <w:rPr>
@@ -8765,7 +8894,7 @@
           <w:color w:val="305496"/>
           <w:sz w:val="22"/>
         </w:rPr>
-        <w:t xml:space="preserve">✓ Solusi Umum:   y(x) = (</w:t>
+        <w:tab/>
       </w:r>
       <w:r>
         <w:rPr>
@@ -8775,7 +8904,7 @@
           <w:color w:val="305496"/>
           <w:sz w:val="22"/>
         </w:rPr>
-        <w:t xml:space="preserve">c</w:t>
+        <w:t xml:space="preserve">✓ Solusi Umum:   y(x) = (</w:t>
       </w:r>
       <w:r>
         <w:rPr>
@@ -8784,9 +8913,8 @@
           <w:i/>
           <w:color w:val="305496"/>
           <w:sz w:val="22"/>
-          <w:vertAlign w:val="subscript"/>
-        </w:rPr>
-        <w:t xml:space="preserve">1</w:t>
+        </w:rPr>
+        <w:t xml:space="preserve">c</w:t>
       </w:r>
       <w:r>
         <w:rPr>
@@ -8795,8 +8923,9 @@
           <w:i/>
           <w:color w:val="305496"/>
           <w:sz w:val="22"/>
-        </w:rPr>
-        <w:t xml:space="preserve"> + </w:t>
+          <w:vertAlign w:val="subscript"/>
+        </w:rPr>
+        <w:t xml:space="preserve">1</w:t>
       </w:r>
       <w:r>
         <w:rPr>
@@ -8806,7 +8935,7 @@
           <w:color w:val="305496"/>
           <w:sz w:val="22"/>
         </w:rPr>
-        <w:t xml:space="preserve">c</w:t>
+        <w:t xml:space="preserve"> + </w:t>
       </w:r>
       <w:r>
         <w:rPr>
@@ -8815,9 +8944,8 @@
           <w:i/>
           <w:color w:val="305496"/>
           <w:sz w:val="22"/>
-          <w:vertAlign w:val="subscript"/>
-        </w:rPr>
-        <w:t xml:space="preserve">2</w:t>
+        </w:rPr>
+        <w:t xml:space="preserve">c</w:t>
       </w:r>
       <w:r>
         <w:rPr>
@@ -8826,8 +8954,9 @@
           <w:i/>
           <w:color w:val="305496"/>
           <w:sz w:val="22"/>
-        </w:rPr>
-        <w:t xml:space="preserve">·x)·e</w:t>
+          <w:vertAlign w:val="subscript"/>
+        </w:rPr>
+        <w:t xml:space="preserve">2</w:t>
       </w:r>
       <w:r>
         <w:rPr>
@@ -8836,9 +8965,8 @@
           <w:i/>
           <w:color w:val="305496"/>
           <w:sz w:val="22"/>
-          <w:vertAlign w:val="superscript"/>
-        </w:rPr>
-        <w:t xml:space="preserve">4x</w:t>
+        </w:rPr>
+        <w:t xml:space="preserve">·x)·e</w:t>
       </w:r>
       <w:r>
         <w:rPr>
@@ -8847,8 +8975,20 @@
           <w:i/>
           <w:color w:val="305496"/>
           <w:sz w:val="22"/>
-        </w:rPr>
-        <w:t xml:space="preserve">   (10)</w:t>
+          <w:vertAlign w:val="superscript"/>
+        </w:rPr>
+        <w:t xml:space="preserve">4x</w:t>
+      </w:r>
+      <w:r>
+        <w:rPr>
+          <w:rFonts w:ascii="Arial" w:hAnsi="Arial" w:cs="Arial"/>
+          <w:b/>
+          <w:i/>
+          <w:color w:val="305496"/>
+          <w:sz w:val="22"/>
+        </w:rPr>
+        <w:tab/>
+        <w:t xml:space="preserve">(10)</w:t>
       </w:r>
     </w:p>
     <w:p>
@@ -9262,8 +9402,11 @@
     </w:p>
     <w:p>
       <w:pPr>
+        <w:tabs>
+          <w:tab w:val="center" w:pos="4393"/>
+          <w:tab w:val="right" w:pos="8787"/>
+        </w:tabs>
         <w:spacing w:before="40" w:after="120"/>
-        <w:jc w:val="center"/>
       </w:pPr>
       <w:r>
         <w:rPr>
@@ -9273,7 +9416,7 @@
           <w:color w:val="305496"/>
           <w:sz w:val="22"/>
         </w:rPr>
-        <w:t xml:space="preserve">✓ Solusi Khusus:   y(x) = (4 − 5x)·e</w:t>
+        <w:tab/>
       </w:r>
       <w:r>
         <w:rPr>
@@ -9282,9 +9425,8 @@
           <w:i/>
           <w:color w:val="305496"/>
           <w:sz w:val="22"/>
-          <w:vertAlign w:val="superscript"/>
-        </w:rPr>
-        <w:t xml:space="preserve">2x</w:t>
+        </w:rPr>
+        <w:t xml:space="preserve">✓ Solusi Khusus:   y(x) = (4 − 5x)·e</w:t>
       </w:r>
       <w:r>
         <w:rPr>
@@ -9293,8 +9435,20 @@
           <w:i/>
           <w:color w:val="305496"/>
           <w:sz w:val="22"/>
-        </w:rPr>
-        <w:t xml:space="preserve">   (11)</w:t>
+          <w:vertAlign w:val="superscript"/>
+        </w:rPr>
+        <w:t xml:space="preserve">2x</w:t>
+      </w:r>
+      <w:r>
+        <w:rPr>
+          <w:rFonts w:ascii="Arial" w:hAnsi="Arial" w:cs="Arial"/>
+          <w:b/>
+          <w:i/>
+          <w:color w:val="305496"/>
+          <w:sz w:val="22"/>
+        </w:rPr>
+        <w:tab/>
+        <w:t xml:space="preserve">(11)</w:t>
       </w:r>
     </w:p>
     <w:p>
@@ -9410,8 +9564,11 @@
     </w:p>
     <w:p>
       <w:pPr>
+        <w:tabs>
+          <w:tab w:val="center" w:pos="4393"/>
+          <w:tab w:val="right" w:pos="8787"/>
+        </w:tabs>
         <w:spacing w:before="40" w:after="120"/>
-        <w:jc w:val="center"/>
       </w:pPr>
       <w:r>
         <w:rPr>
@@ -9421,7 +9578,7 @@
           <w:color w:val="305496"/>
           <w:sz w:val="22"/>
         </w:rPr>
-        <w:t xml:space="preserve">r = α ± βi   ⟹   y(x) = e</w:t>
+        <w:tab/>
       </w:r>
       <w:r>
         <w:rPr>
@@ -9430,9 +9587,8 @@
           <w:i/>
           <w:color w:val="305496"/>
           <w:sz w:val="22"/>
-          <w:vertAlign w:val="superscript"/>
-        </w:rPr>
-        <w:t xml:space="preserve">αx</w:t>
+        </w:rPr>
+        <w:t xml:space="preserve">r = α ± βi   ⟹   y(x) = e</w:t>
       </w:r>
       <w:r>
         <w:rPr>
@@ -9441,8 +9597,9 @@
           <w:i/>
           <w:color w:val="305496"/>
           <w:sz w:val="22"/>
-        </w:rPr>
-        <w:t xml:space="preserve">·[</w:t>
+          <w:vertAlign w:val="superscript"/>
+        </w:rPr>
+        <w:t xml:space="preserve">αx</w:t>
       </w:r>
       <w:r>
         <w:rPr>
@@ -9452,7 +9609,7 @@
           <w:color w:val="305496"/>
           <w:sz w:val="22"/>
         </w:rPr>
-        <w:t xml:space="preserve">C</w:t>
+        <w:t xml:space="preserve">·[</w:t>
       </w:r>
       <w:r>
         <w:rPr>
@@ -9461,9 +9618,8 @@
           <w:i/>
           <w:color w:val="305496"/>
           <w:sz w:val="22"/>
-          <w:vertAlign w:val="subscript"/>
-        </w:rPr>
-        <w:t xml:space="preserve">1</w:t>
+        </w:rPr>
+        <w:t xml:space="preserve">C</w:t>
       </w:r>
       <w:r>
         <w:rPr>
@@ -9472,8 +9628,9 @@
           <w:i/>
           <w:color w:val="305496"/>
           <w:sz w:val="22"/>
-        </w:rPr>
-        <w:t xml:space="preserve">·cos(βx) + </w:t>
+          <w:vertAlign w:val="subscript"/>
+        </w:rPr>
+        <w:t xml:space="preserve">1</w:t>
       </w:r>
       <w:r>
         <w:rPr>
@@ -9483,7 +9640,7 @@
           <w:color w:val="305496"/>
           <w:sz w:val="22"/>
         </w:rPr>
-        <w:t xml:space="preserve">C</w:t>
+        <w:t xml:space="preserve">·cos(βx) + </w:t>
       </w:r>
       <w:r>
         <w:rPr>
@@ -9492,9 +9649,8 @@
           <w:i/>
           <w:color w:val="305496"/>
           <w:sz w:val="22"/>
-          <w:vertAlign w:val="subscript"/>
-        </w:rPr>
-        <w:t xml:space="preserve">2</w:t>
+        </w:rPr>
+        <w:t xml:space="preserve">C</w:t>
       </w:r>
       <w:r>
         <w:rPr>
@@ -9503,8 +9659,9 @@
           <w:i/>
           <w:color w:val="305496"/>
           <w:sz w:val="22"/>
-        </w:rPr>
-        <w:t xml:space="preserve">·sin(βx)]</w:t>
+          <w:vertAlign w:val="subscript"/>
+        </w:rPr>
+        <w:t xml:space="preserve">2</w:t>
       </w:r>
       <w:r>
         <w:rPr>
@@ -9514,7 +9671,18 @@
           <w:color w:val="305496"/>
           <w:sz w:val="22"/>
         </w:rPr>
-        <w:t xml:space="preserve">   (12)</w:t>
+        <w:t xml:space="preserve">·sin(βx)]</w:t>
+      </w:r>
+      <w:r>
+        <w:rPr>
+          <w:rFonts w:ascii="Arial" w:hAnsi="Arial" w:cs="Arial"/>
+          <w:b/>
+          <w:i/>
+          <w:color w:val="305496"/>
+          <w:sz w:val="22"/>
+        </w:rPr>
+        <w:tab/>
+        <w:t xml:space="preserve">(12)</w:t>
       </w:r>
     </w:p>
     <w:p>
@@ -10351,8 +10519,11 @@
     </w:p>
     <w:p>
       <w:pPr>
+        <w:tabs>
+          <w:tab w:val="center" w:pos="4393"/>
+          <w:tab w:val="right" w:pos="8787"/>
+        </w:tabs>
         <w:spacing w:before="40" w:after="120"/>
-        <w:jc w:val="center"/>
       </w:pPr>
       <w:r>
         <w:rPr>
@@ -10362,7 +10533,7 @@
           <w:color w:val="305496"/>
           <w:sz w:val="22"/>
         </w:rPr>
-        <w:t xml:space="preserve">✓ Solusi Khusus:   y(x) = e</w:t>
+        <w:tab/>
       </w:r>
       <w:r>
         <w:rPr>
@@ -10371,9 +10542,8 @@
           <w:i/>
           <w:color w:val="305496"/>
           <w:sz w:val="22"/>
-          <w:vertAlign w:val="superscript"/>
-        </w:rPr>
-        <w:t xml:space="preserve">−2x</w:t>
+        </w:rPr>
+        <w:t xml:space="preserve">✓ Solusi Khusus:   y(x) = e</w:t>
       </w:r>
       <w:r>
         <w:rPr>
@@ -10382,8 +10552,9 @@
           <w:i/>
           <w:color w:val="305496"/>
           <w:sz w:val="22"/>
-        </w:rPr>
-        <w:t xml:space="preserve">·[cos(3x) + (2/3)·sin(3x)]</w:t>
+          <w:vertAlign w:val="superscript"/>
+        </w:rPr>
+        <w:t xml:space="preserve">−2x</w:t>
       </w:r>
       <w:r>
         <w:rPr>
@@ -10393,7 +10564,18 @@
           <w:color w:val="305496"/>
           <w:sz w:val="22"/>
         </w:rPr>
-        <w:t xml:space="preserve">   (13)</w:t>
+        <w:t xml:space="preserve">·[cos(3x) + (2/3)·sin(3x)]</w:t>
+      </w:r>
+      <w:r>
+        <w:rPr>
+          <w:rFonts w:ascii="Arial" w:hAnsi="Arial" w:cs="Arial"/>
+          <w:b/>
+          <w:i/>
+          <w:color w:val="305496"/>
+          <w:sz w:val="22"/>
+        </w:rPr>
+        <w:tab/>
+        <w:t xml:space="preserve">(13)</w:t>
       </w:r>
     </w:p>
     <w:p>
@@ -10563,8 +10745,11 @@
     </w:p>
     <w:p>
       <w:pPr>
+        <w:tabs>
+          <w:tab w:val="center" w:pos="4393"/>
+          <w:tab w:val="right" w:pos="8787"/>
+        </w:tabs>
         <w:spacing w:before="40" w:after="120"/>
-        <w:jc w:val="center"/>
       </w:pPr>
       <w:r>
         <w:rPr>
@@ -10574,7 +10759,7 @@
           <w:color w:val="305496"/>
           <w:sz w:val="22"/>
         </w:rPr>
-        <w:t xml:space="preserve">✓ Solusi Umum:   y(x) = e</w:t>
+        <w:tab/>
       </w:r>
       <w:r>
         <w:rPr>
@@ -10583,9 +10768,8 @@
           <w:i/>
           <w:color w:val="305496"/>
           <w:sz w:val="22"/>
-          <w:vertAlign w:val="superscript"/>
-        </w:rPr>
-        <w:t xml:space="preserve">3x</w:t>
+        </w:rPr>
+        <w:t xml:space="preserve">✓ Solusi Umum:   y(x) = e</w:t>
       </w:r>
       <w:r>
         <w:rPr>
@@ -10594,8 +10778,9 @@
           <w:i/>
           <w:color w:val="305496"/>
           <w:sz w:val="22"/>
-        </w:rPr>
-        <w:t xml:space="preserve">·[</w:t>
+          <w:vertAlign w:val="superscript"/>
+        </w:rPr>
+        <w:t xml:space="preserve">3x</w:t>
       </w:r>
       <w:r>
         <w:rPr>
@@ -10605,7 +10790,7 @@
           <w:color w:val="305496"/>
           <w:sz w:val="22"/>
         </w:rPr>
-        <w:t xml:space="preserve">c</w:t>
+        <w:t xml:space="preserve">·[</w:t>
       </w:r>
       <w:r>
         <w:rPr>
@@ -10614,9 +10799,8 @@
           <w:i/>
           <w:color w:val="305496"/>
           <w:sz w:val="22"/>
-          <w:vertAlign w:val="subscript"/>
-        </w:rPr>
-        <w:t xml:space="preserve">1</w:t>
+        </w:rPr>
+        <w:t xml:space="preserve">c</w:t>
       </w:r>
       <w:r>
         <w:rPr>
@@ -10625,8 +10809,9 @@
           <w:i/>
           <w:color w:val="305496"/>
           <w:sz w:val="22"/>
-        </w:rPr>
-        <w:t xml:space="preserve">·cos(2x) + </w:t>
+          <w:vertAlign w:val="subscript"/>
+        </w:rPr>
+        <w:t xml:space="preserve">1</w:t>
       </w:r>
       <w:r>
         <w:rPr>
@@ -10636,7 +10821,7 @@
           <w:color w:val="305496"/>
           <w:sz w:val="22"/>
         </w:rPr>
-        <w:t xml:space="preserve">c</w:t>
+        <w:t xml:space="preserve">·cos(2x) + </w:t>
       </w:r>
       <w:r>
         <w:rPr>
@@ -10645,9 +10830,8 @@
           <w:i/>
           <w:color w:val="305496"/>
           <w:sz w:val="22"/>
-          <w:vertAlign w:val="subscript"/>
-        </w:rPr>
-        <w:t xml:space="preserve">2</w:t>
+        </w:rPr>
+        <w:t xml:space="preserve">c</w:t>
       </w:r>
       <w:r>
         <w:rPr>
@@ -10656,8 +10840,9 @@
           <w:i/>
           <w:color w:val="305496"/>
           <w:sz w:val="22"/>
-        </w:rPr>
-        <w:t xml:space="preserve">·sin(2x)]</w:t>
+          <w:vertAlign w:val="subscript"/>
+        </w:rPr>
+        <w:t xml:space="preserve">2</w:t>
       </w:r>
       <w:r>
         <w:rPr>
@@ -10667,7 +10852,18 @@
           <w:color w:val="305496"/>
           <w:sz w:val="22"/>
         </w:rPr>
-        <w:t xml:space="preserve">   (14)</w:t>
+        <w:t xml:space="preserve">·sin(2x)]</w:t>
+      </w:r>
+      <w:r>
+        <w:rPr>
+          <w:rFonts w:ascii="Arial" w:hAnsi="Arial" w:cs="Arial"/>
+          <w:b/>
+          <w:i/>
+          <w:color w:val="305496"/>
+          <w:sz w:val="22"/>
+        </w:rPr>
+        <w:tab/>
+        <w:t xml:space="preserve">(14)</w:t>
       </w:r>
     </w:p>
     <w:p>
@@ -11226,8 +11422,11 @@
     </w:p>
     <w:p>
       <w:pPr>
+        <w:tabs>
+          <w:tab w:val="center" w:pos="4393"/>
+          <w:tab w:val="right" w:pos="8787"/>
+        </w:tabs>
         <w:spacing w:before="40" w:after="120"/>
-        <w:jc w:val="center"/>
       </w:pPr>
       <w:r>
         <w:rPr>
@@ -11237,7 +11436,7 @@
           <w:color w:val="305496"/>
           <w:sz w:val="22"/>
         </w:rPr>
-        <w:t xml:space="preserve">✓ Solusi Khusus:   y(x) = e</w:t>
+        <w:tab/>
       </w:r>
       <w:r>
         <w:rPr>
@@ -11246,9 +11445,8 @@
           <w:i/>
           <w:color w:val="305496"/>
           <w:sz w:val="22"/>
-          <w:vertAlign w:val="superscript"/>
-        </w:rPr>
-        <w:t xml:space="preserve">x/2</w:t>
+        </w:rPr>
+        <w:t xml:space="preserve">✓ Solusi Khusus:   y(x) = e</w:t>
       </w:r>
       <w:r>
         <w:rPr>
@@ -11257,8 +11455,9 @@
           <w:i/>
           <w:color w:val="305496"/>
           <w:sz w:val="22"/>
-        </w:rPr>
-        <w:t xml:space="preserve">·[2·cos(x) + 10·sin(x)]</w:t>
+          <w:vertAlign w:val="superscript"/>
+        </w:rPr>
+        <w:t xml:space="preserve">x/2</w:t>
       </w:r>
       <w:r>
         <w:rPr>
@@ -11268,7 +11467,18 @@
           <w:color w:val="305496"/>
           <w:sz w:val="22"/>
         </w:rPr>
-        <w:t xml:space="preserve">   (15)</w:t>
+        <w:t xml:space="preserve">·[2·cos(x) + 10·sin(x)]</w:t>
+      </w:r>
+      <w:r>
+        <w:rPr>
+          <w:rFonts w:ascii="Arial" w:hAnsi="Arial" w:cs="Arial"/>
+          <w:b/>
+          <w:i/>
+          <w:color w:val="305496"/>
+          <w:sz w:val="22"/>
+        </w:rPr>
+        <w:tab/>
+        <w:t xml:space="preserve">(15)</w:t>
       </w:r>
     </w:p>
     <w:p>
@@ -11465,8 +11675,11 @@
     </w:p>
     <w:p>
       <w:pPr>
+        <w:tabs>
+          <w:tab w:val="center" w:pos="4393"/>
+          <w:tab w:val="right" w:pos="8787"/>
+        </w:tabs>
         <w:spacing w:before="40" w:after="120"/>
-        <w:jc w:val="center"/>
       </w:pPr>
       <w:r>
         <w:rPr>
@@ -11476,7 +11689,7 @@
           <w:color w:val="305496"/>
           <w:sz w:val="22"/>
         </w:rPr>
-        <w:t xml:space="preserve">W(</w:t>
+        <w:tab/>
       </w:r>
       <w:r>
         <w:rPr>
@@ -11486,7 +11699,7 @@
           <w:color w:val="305496"/>
           <w:sz w:val="22"/>
         </w:rPr>
-        <w:t xml:space="preserve">y</w:t>
+        <w:t xml:space="preserve">W(</w:t>
       </w:r>
       <w:r>
         <w:rPr>
@@ -11495,9 +11708,8 @@
           <w:i/>
           <w:color w:val="305496"/>
           <w:sz w:val="22"/>
-          <w:vertAlign w:val="subscript"/>
-        </w:rPr>
-        <w:t xml:space="preserve">1</w:t>
+        </w:rPr>
+        <w:t xml:space="preserve">y</w:t>
       </w:r>
       <w:r>
         <w:rPr>
@@ -11506,8 +11718,9 @@
           <w:i/>
           <w:color w:val="305496"/>
           <w:sz w:val="22"/>
-        </w:rPr>
-        <w:t xml:space="preserve">, </w:t>
+          <w:vertAlign w:val="subscript"/>
+        </w:rPr>
+        <w:t xml:space="preserve">1</w:t>
       </w:r>
       <w:r>
         <w:rPr>
@@ -11517,7 +11730,7 @@
           <w:color w:val="305496"/>
           <w:sz w:val="22"/>
         </w:rPr>
-        <w:t xml:space="preserve">y</w:t>
+        <w:t xml:space="preserve">, </w:t>
       </w:r>
       <w:r>
         <w:rPr>
@@ -11526,9 +11739,8 @@
           <w:i/>
           <w:color w:val="305496"/>
           <w:sz w:val="22"/>
-          <w:vertAlign w:val="subscript"/>
-        </w:rPr>
-        <w:t xml:space="preserve">2</w:t>
+        </w:rPr>
+        <w:t xml:space="preserve">y</w:t>
       </w:r>
       <w:r>
         <w:rPr>
@@ -11537,8 +11749,9 @@
           <w:i/>
           <w:color w:val="305496"/>
           <w:sz w:val="22"/>
-        </w:rPr>
-        <w:t xml:space="preserve">)(x) = </w:t>
+          <w:vertAlign w:val="subscript"/>
+        </w:rPr>
+        <w:t xml:space="preserve">2</w:t>
       </w:r>
       <w:r>
         <w:rPr>
@@ -11548,7 +11761,7 @@
           <w:color w:val="305496"/>
           <w:sz w:val="22"/>
         </w:rPr>
-        <w:t xml:space="preserve">y</w:t>
+        <w:t xml:space="preserve">)(x) = </w:t>
       </w:r>
       <w:r>
         <w:rPr>
@@ -11557,9 +11770,8 @@
           <w:i/>
           <w:color w:val="305496"/>
           <w:sz w:val="22"/>
-          <w:vertAlign w:val="subscript"/>
-        </w:rPr>
-        <w:t xml:space="preserve">1</w:t>
+        </w:rPr>
+        <w:t xml:space="preserve">y</w:t>
       </w:r>
       <w:r>
         <w:rPr>
@@ -11568,8 +11780,9 @@
           <w:i/>
           <w:color w:val="305496"/>
           <w:sz w:val="22"/>
-        </w:rPr>
-        <w:t xml:space="preserve">·</w:t>
+          <w:vertAlign w:val="subscript"/>
+        </w:rPr>
+        <w:t xml:space="preserve">1</w:t>
       </w:r>
       <w:r>
         <w:rPr>
@@ -11579,7 +11792,7 @@
           <w:color w:val="305496"/>
           <w:sz w:val="22"/>
         </w:rPr>
-        <w:t xml:space="preserve">y</w:t>
+        <w:t xml:space="preserve">·</w:t>
       </w:r>
       <w:r>
         <w:rPr>
@@ -11588,9 +11801,8 @@
           <w:i/>
           <w:color w:val="305496"/>
           <w:sz w:val="22"/>
-          <w:vertAlign w:val="subscript"/>
-        </w:rPr>
-        <w:t xml:space="preserve">2</w:t>
+        </w:rPr>
+        <w:t xml:space="preserve">y</w:t>
       </w:r>
       <w:r>
         <w:rPr>
@@ -11599,8 +11811,9 @@
           <w:i/>
           <w:color w:val="305496"/>
           <w:sz w:val="22"/>
-        </w:rPr>
-        <w:t xml:space="preserve">' − </w:t>
+          <w:vertAlign w:val="subscript"/>
+        </w:rPr>
+        <w:t xml:space="preserve">2</w:t>
       </w:r>
       <w:r>
         <w:rPr>
@@ -11610,7 +11823,7 @@
           <w:color w:val="305496"/>
           <w:sz w:val="22"/>
         </w:rPr>
-        <w:t xml:space="preserve">y</w:t>
+        <w:t xml:space="preserve">' − </w:t>
       </w:r>
       <w:r>
         <w:rPr>
@@ -11619,9 +11832,8 @@
           <w:i/>
           <w:color w:val="305496"/>
           <w:sz w:val="22"/>
-          <w:vertAlign w:val="subscript"/>
-        </w:rPr>
-        <w:t xml:space="preserve">2</w:t>
+        </w:rPr>
+        <w:t xml:space="preserve">y</w:t>
       </w:r>
       <w:r>
         <w:rPr>
@@ -11630,8 +11842,9 @@
           <w:i/>
           <w:color w:val="305496"/>
           <w:sz w:val="22"/>
-        </w:rPr>
-        <w:t xml:space="preserve">·</w:t>
+          <w:vertAlign w:val="subscript"/>
+        </w:rPr>
+        <w:t xml:space="preserve">2</w:t>
       </w:r>
       <w:r>
         <w:rPr>
@@ -11641,7 +11854,7 @@
           <w:color w:val="305496"/>
           <w:sz w:val="22"/>
         </w:rPr>
-        <w:t xml:space="preserve">y</w:t>
+        <w:t xml:space="preserve">·</w:t>
       </w:r>
       <w:r>
         <w:rPr>
@@ -11650,9 +11863,8 @@
           <w:i/>
           <w:color w:val="305496"/>
           <w:sz w:val="22"/>
-          <w:vertAlign w:val="subscript"/>
-        </w:rPr>
-        <w:t xml:space="preserve">1</w:t>
+        </w:rPr>
+        <w:t xml:space="preserve">y</w:t>
       </w:r>
       <w:r>
         <w:rPr>
@@ -11661,8 +11873,9 @@
           <w:i/>
           <w:color w:val="305496"/>
           <w:sz w:val="22"/>
-        </w:rPr>
-        <w:t xml:space="preserve">'</w:t>
+          <w:vertAlign w:val="subscript"/>
+        </w:rPr>
+        <w:t xml:space="preserve">1</w:t>
       </w:r>
       <w:r>
         <w:rPr>
@@ -11672,7 +11885,18 @@
           <w:color w:val="305496"/>
           <w:sz w:val="22"/>
         </w:rPr>
-        <w:t xml:space="preserve">   (16)</w:t>
+        <w:t xml:space="preserve">'</w:t>
+      </w:r>
+      <w:r>
+        <w:rPr>
+          <w:rFonts w:ascii="Arial" w:hAnsi="Arial" w:cs="Arial"/>
+          <w:b/>
+          <w:i/>
+          <w:color w:val="305496"/>
+          <w:sz w:val="22"/>
+        </w:rPr>
+        <w:tab/>
+        <w:t xml:space="preserve">(16)</w:t>
       </w:r>
     </w:p>
     <w:p>
@@ -12861,8 +13085,11 @@
     </w:p>
     <w:p>
       <w:pPr>
+        <w:tabs>
+          <w:tab w:val="center" w:pos="4393"/>
+          <w:tab w:val="right" w:pos="8787"/>
+        </w:tabs>
         <w:spacing w:before="40" w:after="120"/>
-        <w:jc w:val="center"/>
       </w:pPr>
       <w:r>
         <w:rPr>
@@ -12872,7 +13099,7 @@
           <w:color w:val="305496"/>
           <w:sz w:val="22"/>
         </w:rPr>
-        <w:t xml:space="preserve">a·y" + b·y' + c·y = 0,   dengan y(</w:t>
+        <w:tab/>
       </w:r>
       <w:r>
         <w:rPr>
@@ -12882,7 +13109,7 @@
           <w:color w:val="305496"/>
           <w:sz w:val="22"/>
         </w:rPr>
-        <w:t xml:space="preserve">x</w:t>
+        <w:t xml:space="preserve">a·y" + b·y' + c·y = 0,   dengan y(</w:t>
       </w:r>
       <w:r>
         <w:rPr>
@@ -12891,9 +13118,8 @@
           <w:i/>
           <w:color w:val="305496"/>
           <w:sz w:val="22"/>
-          <w:vertAlign w:val="subscript"/>
-        </w:rPr>
-        <w:t xml:space="preserve">0</w:t>
+        </w:rPr>
+        <w:t xml:space="preserve">x</w:t>
       </w:r>
       <w:r>
         <w:rPr>
@@ -12902,8 +13128,9 @@
           <w:i/>
           <w:color w:val="305496"/>
           <w:sz w:val="22"/>
-        </w:rPr>
-        <w:t xml:space="preserve">) = </w:t>
+          <w:vertAlign w:val="subscript"/>
+        </w:rPr>
+        <w:t xml:space="preserve">0</w:t>
       </w:r>
       <w:r>
         <w:rPr>
@@ -12913,7 +13140,7 @@
           <w:color w:val="305496"/>
           <w:sz w:val="22"/>
         </w:rPr>
-        <w:t xml:space="preserve">y</w:t>
+        <w:t xml:space="preserve">) = </w:t>
       </w:r>
       <w:r>
         <w:rPr>
@@ -12922,9 +13149,8 @@
           <w:i/>
           <w:color w:val="305496"/>
           <w:sz w:val="22"/>
-          <w:vertAlign w:val="subscript"/>
-        </w:rPr>
-        <w:t xml:space="preserve">0</w:t>
+        </w:rPr>
+        <w:t xml:space="preserve">y</w:t>
       </w:r>
       <w:r>
         <w:rPr>
@@ -12933,8 +13159,9 @@
           <w:i/>
           <w:color w:val="305496"/>
           <w:sz w:val="22"/>
-        </w:rPr>
-        <w:t xml:space="preserve">, y'(</w:t>
+          <w:vertAlign w:val="subscript"/>
+        </w:rPr>
+        <w:t xml:space="preserve">0</w:t>
       </w:r>
       <w:r>
         <w:rPr>
@@ -12944,7 +13171,7 @@
           <w:color w:val="305496"/>
           <w:sz w:val="22"/>
         </w:rPr>
-        <w:t xml:space="preserve">x</w:t>
+        <w:t xml:space="preserve">, y'(</w:t>
       </w:r>
       <w:r>
         <w:rPr>
@@ -12953,9 +13180,8 @@
           <w:i/>
           <w:color w:val="305496"/>
           <w:sz w:val="22"/>
-          <w:vertAlign w:val="subscript"/>
-        </w:rPr>
-        <w:t xml:space="preserve">0</w:t>
+        </w:rPr>
+        <w:t xml:space="preserve">x</w:t>
       </w:r>
       <w:r>
         <w:rPr>
@@ -12964,8 +13190,9 @@
           <w:i/>
           <w:color w:val="305496"/>
           <w:sz w:val="22"/>
-        </w:rPr>
-        <w:t xml:space="preserve">) = </w:t>
+          <w:vertAlign w:val="subscript"/>
+        </w:rPr>
+        <w:t xml:space="preserve">0</w:t>
       </w:r>
       <w:r>
         <w:rPr>
@@ -12975,7 +13202,7 @@
           <w:color w:val="305496"/>
           <w:sz w:val="22"/>
         </w:rPr>
-        <w:t xml:space="preserve">v</w:t>
+        <w:t xml:space="preserve">) = </w:t>
       </w:r>
       <w:r>
         <w:rPr>
@@ -12984,9 +13211,8 @@
           <w:i/>
           <w:color w:val="305496"/>
           <w:sz w:val="22"/>
-          <w:vertAlign w:val="subscript"/>
-        </w:rPr>
-        <w:t xml:space="preserve">0</w:t>
+        </w:rPr>
+        <w:t xml:space="preserve">v</w:t>
       </w:r>
       <w:r>
         <w:rPr>
@@ -12995,8 +13221,20 @@
           <w:i/>
           <w:color w:val="305496"/>
           <w:sz w:val="22"/>
-        </w:rPr>
-        <w:t xml:space="preserve">   (17)</w:t>
+          <w:vertAlign w:val="subscript"/>
+        </w:rPr>
+        <w:t xml:space="preserve">0</w:t>
+      </w:r>
+      <w:r>
+        <w:rPr>
+          <w:rFonts w:ascii="Arial" w:hAnsi="Arial" w:cs="Arial"/>
+          <w:b/>
+          <w:i/>
+          <w:color w:val="305496"/>
+          <w:sz w:val="22"/>
+        </w:rPr>
+        <w:tab/>
+        <w:t xml:space="preserve">(17)</w:t>
       </w:r>
     </w:p>
     <w:p>
@@ -13570,8 +13808,11 @@
     </w:p>
     <w:p>
       <w:pPr>
+        <w:tabs>
+          <w:tab w:val="center" w:pos="4393"/>
+          <w:tab w:val="right" w:pos="8787"/>
+        </w:tabs>
         <w:spacing w:before="40" w:after="120"/>
-        <w:jc w:val="center"/>
       </w:pPr>
       <w:r>
         <w:rPr>
@@ -13581,7 +13822,7 @@
           <w:color w:val="305496"/>
           <w:sz w:val="22"/>
         </w:rPr>
-        <w:t xml:space="preserve">✓ Solusi Khusus:   y(x) = e</w:t>
+        <w:tab/>
       </w:r>
       <w:r>
         <w:rPr>
@@ -13590,9 +13831,8 @@
           <w:i/>
           <w:color w:val="305496"/>
           <w:sz w:val="22"/>
-          <w:vertAlign w:val="superscript"/>
-        </w:rPr>
-        <w:t xml:space="preserve">x</w:t>
+        </w:rPr>
+        <w:t xml:space="preserve">✓ Solusi Khusus:   y(x) = e</w:t>
       </w:r>
       <w:r>
         <w:rPr>
@@ -13601,8 +13841,9 @@
           <w:i/>
           <w:color w:val="305496"/>
           <w:sz w:val="22"/>
-        </w:rPr>
-        <w:t xml:space="preserve">·[2·cos(2x) + sin(2x)]</w:t>
+          <w:vertAlign w:val="superscript"/>
+        </w:rPr>
+        <w:t xml:space="preserve">x</w:t>
       </w:r>
       <w:r>
         <w:rPr>
@@ -13612,7 +13853,18 @@
           <w:color w:val="305496"/>
           <w:sz w:val="22"/>
         </w:rPr>
-        <w:t xml:space="preserve">   (18)</w:t>
+        <w:t xml:space="preserve">·[2·cos(2x) + sin(2x)]</w:t>
+      </w:r>
+      <w:r>
+        <w:rPr>
+          <w:rFonts w:ascii="Arial" w:hAnsi="Arial" w:cs="Arial"/>
+          <w:b/>
+          <w:i/>
+          <w:color w:val="305496"/>
+          <w:sz w:val="22"/>
+        </w:rPr>
+        <w:tab/>
+        <w:t xml:space="preserve">(18)</w:t>
       </w:r>
     </w:p>
     <w:p>

--- a/Engineering-Mathematics/Modul-Word/Modul-5-Persamaan-Diferensial-Linier-Orde-N.docx
+++ b/Engineering-Mathematics/Modul-Word/Modul-5-Persamaan-Diferensial-Linier-Orde-N.docx
@@ -2617,45 +2617,65 @@
     <w:p>
       <w:pPr>
         <w:pBdr>
-          <w:top w:val="single" w:sz="8" w:space="6" w:color="2E9E6B"/>
-          <w:left w:val="single" w:sz="8" w:space="6" w:color="2E9E6B"/>
-          <w:bottom w:val="single" w:sz="8" w:space="6" w:color="2E9E6B"/>
-          <w:right w:val="single" w:sz="8" w:space="6" w:color="2E9E6B"/>
+          <w:top w:val="single" w:sz="6" w:space="10" w:color="BFE3D0"/>
+          <w:left w:val="single" w:sz="24" w:space="12" w:color="1F7A55"/>
+          <w:bottom w:val="single" w:sz="6" w:space="10" w:color="BFE3D0"/>
+          <w:right w:val="single" w:sz="6" w:space="10" w:color="BFE3D0"/>
         </w:pBdr>
-        <w:shd w:val="clear" w:fill="EAF7F0"/>
-        <w:spacing w:before="80" w:after="240"/>
-      </w:pPr>
-      <w:r>
-        <w:rPr>
-          <w:rFonts w:ascii="Arial" w:hAnsi="Arial" w:cs="Arial"/>
-          <w:b/>
-          <w:i w:val="0"/>
-          <w:color w:val="1F3864"/>
-          <w:sz w:val="21"/>
-        </w:rPr>
-        <w:t xml:space="preserve">🔗 Modul Interaktif: </w:t>
+        <w:shd w:val="clear" w:fill="F1FAF5"/>
+        <w:spacing w:before="140" w:after="60" w:line="264" w:lineRule="auto"/>
+        <w:ind w:left="170" w:right="170"/>
+        <w:jc w:val="left"/>
+      </w:pPr>
+      <w:r>
+        <w:rPr>
+          <w:rFonts w:ascii="Arial" w:hAnsi="Arial" w:cs="Arial"/>
+          <w:b/>
+          <w:i w:val="0"/>
+          <w:color w:val="1F7A55"/>
+          <w:sz w:val="17"/>
+          <w:spacing w:val="30"/>
+        </w:rPr>
+        <w:t xml:space="preserve">🔗 MODUL INTERAKTIF</w:t>
+      </w:r>
+      <w:r>
+        <w:br/>
       </w:r>
       <w:hyperlink r:id="rId19">
         <w:r>
           <w:rPr>
             <w:rFonts w:ascii="Arial" w:hAnsi="Arial" w:cs="Arial"/>
-            <w:sz w:val="22"/>
+            <w:b/>
             <w:color w:val="0563C1"/>
+            <w:sz w:val="20"/>
             <w:u w:val="single"/>
-            <w:b/>
           </w:rPr>
           <w:t xml:space="preserve">https://dedik-romahadi.github.io/Mechanical-Engineering-Courses/Engineering-Mathematics/Modul/Modul-5.html</w:t>
         </w:r>
       </w:hyperlink>
-      <w:r>
-        <w:rPr>
-          <w:rFonts w:ascii="Arial" w:hAnsi="Arial" w:cs="Arial"/>
-          <w:b w:val="0"/>
-          <w:i w:val="0"/>
-          <w:color w:val="333333"/>
-          <w:sz w:val="20"/>
-        </w:rPr>
-        <w:t>. Pada layar masuk, pilih tombol “👁️ Mode Preview (Tanpa Login)” untuk melihat modul lengkap (animasi, kalkulator interaktif, editor kode Python langsung di browser) tanpa perlu akun. Soal pada Mode Preview bersifat tampilan saja; jawaban benar/salah dan poin tidak aktif.</w:t>
+    </w:p>
+    <w:p>
+      <w:pPr>
+        <w:pBdr>
+          <w:top w:val="single" w:sz="6" w:space="10" w:color="BFE3D0"/>
+          <w:left w:val="single" w:sz="24" w:space="12" w:color="1F7A55"/>
+          <w:bottom w:val="single" w:sz="6" w:space="10" w:color="BFE3D0"/>
+          <w:right w:val="single" w:sz="6" w:space="10" w:color="BFE3D0"/>
+        </w:pBdr>
+        <w:shd w:val="clear" w:fill="F1FAF5"/>
+        <w:spacing w:before="0" w:after="140" w:line="264" w:lineRule="auto"/>
+        <w:ind w:left="170" w:right="170"/>
+        <w:jc w:val="left"/>
+      </w:pPr>
+      <w:r>
+        <w:rPr>
+          <w:rFonts w:ascii="Arial" w:hAnsi="Arial" w:cs="Arial"/>
+          <w:b w:val="0"/>
+          <w:i w:val="0"/>
+          <w:color w:val="44525F"/>
+          <w:sz w:val="19"/>
+        </w:rPr>
+        <w:t xml:space="preserve">Pada layar masuk, pilih tombol “👁️ Mode Preview (Tanpa Login)” untuk melihat modul lengkap (animasi, kalkulator interaktif, editor kode Python langsung di browser) tanpa perlu akun. Soal pada Mode Preview bersifat tampilan saja; jawaban benar/salah dan poin tidak aktif.</w:t>
       </w:r>
     </w:p>
     <w:p>
